--- a/flask/Groq_Prescription_Report.docx
+++ b/flask/Groq_Prescription_Report.docx
@@ -13,21 +13,14 @@
     </w:p>
     <w:p>
       <w:r>
-        <w:t>Date and Time: 2024-08-24 | 02:21:45</w:t>
+        <w:t>Date and Time: 2024-10-29 | 21:33:03</w:t>
       </w:r>
     </w:p>
-    <w:p>
-      <w:r>
-        <w:t>Here is the prescription report:</w:t>
-      </w:r>
-    </w:p>
-    <w:p/>
     <w:p>
       <w:r>
         <w:t>### **Prescription Report:**</w:t>
       </w:r>
     </w:p>
-    <w:p/>
     <w:p>
       <w:pPr>
         <w:spacing w:before="240"/>
@@ -49,7 +42,7 @@
         <w:spacing w:before="240"/>
       </w:pPr>
       <w:r>
-        <w:t>- **Patient's Gender:** Not mentioned</w:t>
+        <w:t>- **Patient's Gender:** Not specified</w:t>
       </w:r>
     </w:p>
     <w:p>
@@ -57,7 +50,7 @@
         <w:spacing w:before="240"/>
       </w:pPr>
       <w:r>
-        <w:t>- **Chief Complaint/Reason for Visit:** Not mentioned</w:t>
+        <w:t>- **Chief Complaint/Reason for Visit:** Not specified</w:t>
       </w:r>
     </w:p>
     <w:p>
@@ -65,7 +58,7 @@
         <w:spacing w:before="240"/>
       </w:pPr>
       <w:r>
-        <w:t>- **Relevant Medical History:** Not mentioned</w:t>
+        <w:t>- **Relevant Medical History:** Not specified</w:t>
       </w:r>
     </w:p>
     <w:p>
@@ -73,7 +66,7 @@
         <w:spacing w:before="240"/>
       </w:pPr>
       <w:r>
-        <w:t>- **Current Medications:** Not mentioned</w:t>
+        <w:t>- **Current Medications:** Not specified</w:t>
       </w:r>
     </w:p>
     <w:p>
@@ -81,7 +74,7 @@
         <w:spacing w:before="240"/>
       </w:pPr>
       <w:r>
-        <w:t>- **Allergies:** Not mentioned</w:t>
+        <w:t>- **Allergies:** Not specified</w:t>
       </w:r>
     </w:p>
     <w:p>
@@ -89,7 +82,7 @@
         <w:spacing w:before="240"/>
       </w:pPr>
       <w:r>
-        <w:t>- **Vital Signs:** Not mentioned</w:t>
+        <w:t>- **Vital Signs (if provided):** Not specified</w:t>
       </w:r>
     </w:p>
     <w:p>
@@ -97,7 +90,7 @@
         <w:spacing w:before="240"/>
       </w:pPr>
       <w:r>
-        <w:t>- **Physical Exam Findings:** Not mentioned</w:t>
+        <w:t>- **Physical Exam Findings (if provided):** Not specified</w:t>
       </w:r>
     </w:p>
     <w:p>
@@ -105,7 +98,7 @@
         <w:spacing w:before="240"/>
       </w:pPr>
       <w:r>
-        <w:t>- **Diagnosis:** Not mentioned</w:t>
+        <w:t>- **Diagnosis:** Not specified</w:t>
       </w:r>
     </w:p>
     <w:p>
@@ -113,17 +106,7 @@
         <w:spacing w:before="240"/>
       </w:pPr>
       <w:r>
-        <w:t xml:space="preserve">- **Treatment Plan:** </w:t>
-      </w:r>
-    </w:p>
-    <w:p>
-      <w:r>
-        <w:t xml:space="preserve">  - Azithromycin 500mg, 1 tablet, 3 days, after food, morning only</w:t>
-      </w:r>
-    </w:p>
-    <w:p>
-      <w:r>
-        <w:t xml:space="preserve">  - Syrup Rabbit Husain 5ml, 5 days, before food, night</w:t>
+        <w:t>- **Treatment Plan:** Azithromycin (dosage, frequency, and duration not specified)</w:t>
       </w:r>
     </w:p>
     <w:p>
@@ -131,7 +114,7 @@
         <w:spacing w:before="240"/>
       </w:pPr>
       <w:r>
-        <w:t>- **Follow-up Instructions:** Not mentioned</w:t>
+        <w:t>- **Follow-up Instructions:** Not specified</w:t>
       </w:r>
     </w:p>
     <w:sectPr>
